--- a/deploy_site/paper/预演论文_v2.docx
+++ b/deploy_site/paper/预演论文_v2.docx
@@ -427,7 +427,20 @@
           <w:b w:val="0"/>
           <w:sz w:val="24"/>
         </w:rPr>
-        <w:t xml:space="preserve">    4.4 稳健性讨论</w:t>
+        <w:t xml:space="preserve">    4.4 分组对比与年度差异分析</w:t>
+      </w:r>
+    </w:p>
+    <w:p>
+      <w:pPr>
+        <w:spacing w:after="40"/>
+      </w:pPr>
+      <w:r>
+        <w:rPr>
+          <w:rFonts w:ascii="宋体" w:hAnsi="宋体" w:eastAsia="宋体"/>
+          <w:b w:val="0"/>
+          <w:sz w:val="24"/>
+        </w:rPr>
+        <w:t xml:space="preserve">    4.5 稳健性讨论</w:t>
       </w:r>
     </w:p>
     <w:p>
@@ -498,7 +511,7 @@
           <w:b w:val="0"/>
           <w:sz w:val="24"/>
         </w:rPr>
-        <w:t>在资本市场信息不对称与短期业绩压力加剧的背景下，管理者短视主义（managerial short-termism）被视为抑制企业长期创新与投资效率的重要行为因素。然而，管理者的时间偏好难以用传统财务数据直接观测，以往研究多依赖问卷调查或间接代理变量，存在主观偏差与度量噪声。本文借鉴管理研究中新兴的自然语言处理（NLP）文本测度构建方法，以沪深A股上市公司年度报告“管理层讨论与分析”（MD&amp;A）章节为语料，按照“语料获取—文本预处理—特征提取—指标构建—信度与效度检验”五步流水线，构建企业—年度层面的管理者短视主义文本测度（ShortTerm），并以其检验短视主义对企业研发投入强度的影响。研究采用43词“短期视域词典”进行词典法特征提取，以每千词短视词典命中数作为标准化测度。信效度检验显示：折半相关（经Spearman-Brown校正）达到可接受水平，短视测度与已知潜在短视强度的聚合效度系数为0.822，与长期视域测度的区分效度系数为-0.589；在控制公司规模、盈利、杠杆、上市年龄、成长性与现金流后，短视测度对研发投入强度的回归系数在1%水平显著为负（β=-0.120，t=-25.65），表明管理者短视主义显著抑制企业研发投入。本文的贡献在于：将课程所学的NLP测度构建方法系统应用于一个具体管理问题，提供了可复现的五步流水线代码与企业—年份面板数据集，为文本型行为测度的规范化构建提供了示范。需要说明，本文为课程预演稿，实证部分采用结构受控的合成演示数据以完整跑通方法流程，真实研究应在获取巨潮资讯网与CSMAR数据后复现。</w:t>
+        <w:t>在资本市场信息不对称与短期业绩压力加剧的背景下，管理者短视主义（managerial short-termism）被视为抑制企业长期创新与投资效率的重要行为因素。然而，管理者的时间偏好难以用传统财务数据直接观测，以往研究多依赖问卷调查或间接代理变量，存在主观偏差与度量噪声。本文借鉴管理研究中新兴的自然语言处理（NLP）文本测度构建方法，以沪深A股上市公司年度报告“管理层讨论与分析”（MD&amp;A）章节为语料，按照“语料获取—文本预处理—特征提取—指标构建—信度与效度检验”五步流水线，构建企业—年度层面的管理者短视主义文本测度（ShortTerm），并以其检验短视主义对企业研发投入强度的影响。研究采用43词“短期视域词典”进行词典法特征提取，以每千词短视词典命中数作为标准化测度。信效度检验显示：折半相关（经Spearman-Brown校正）达到可接受水平，短视测度与已知潜在短视强度的聚合效度系数为0.822，与长期视域测度的区分效度系数为-0.589；在控制公司规模、盈利、杠杆、上市年龄、成长性与现金流后，短视测度对研发投入强度的回归系数在1%水平显著为负（β=-0.120，t=-25.65），表明管理者短视主义显著抑制企业研发投入。本文的贡献在于：将课程所学的NLP测度构建方法系统应用于一个具体管理问题，并提供了可复现的五步流水线代码与企业—年份面板数据集。需要说明，本文为课程预演稿，实证采用合成演示数据以跑通方法流程，真实研究需在获取巨潮资讯网与CSMAR数据后复现。</w:t>
       </w:r>
     </w:p>
     <w:p>
@@ -1671,7 +1684,7 @@
           <w:b w:val="0"/>
           <w:sz w:val="24"/>
         </w:rPr>
-        <w:t>表2报告了主要变量的描述性统计。管理者短视测度ShortTerm的均值为34.26（每千词），标准差18.37，最小值0、最大值92.39，分布跨度较大，说明样本公司在时间焦点上存在明显异质性；长期视域测度LongTerm均值与短视测度量级相近但方向相反。被解释变量RD_intensity（研发投入强度）均值为约7%（具体见表中均值），与公司规模、盈利、杠杆等控制变量共同构成后续回归的面板。描述性统计确认了数据的基本合理性与变异充足性，为回归识别提供了基础。</w:t>
+        <w:t>表2报告了主要变量的描述性统计。管理者短视测度ShortTerm的均值为34.26（每千词），标准差18.37，最小值0、最大值92.39，四分位距介于21.51与48.39之间，分布跨度大且右偏，说明样本公司在时间焦点上存在明显异质性：部分公司几乎不使用短期化表述，而部分公司的短视词频接近样本均值的近三倍；长期视域测度LongTerm均值为41.57，与短视测度量级相近。被解释变量RD_intensity（研发投入强度）均值为12.42%、标准差2.76，最小值3.31%、最大值18.84%，说明样本内研发投入水平存在充分变异。控制变量方面，公司规模（Size）均值21.96，资产收益率（ROA）均值3.9%，资产负债率（Lev）均值45.1%，上市年龄（Age）均值12.9年，营收成长性（Growth）均值12.0%，现金流比率（Cash）均值4.9%，各变量分布合理、无异常极端值。描述性统计确认了数据的基本合理性与变异充足性，为后续回归识别提供了基础。</w:t>
       </w:r>
     </w:p>
     <w:p>
@@ -5355,7 +5368,7 @@
           <w:b/>
           <w:sz w:val="28"/>
         </w:rPr>
-        <w:t>4.4 稳健性讨论</w:t>
+        <w:t>4.4 分组对比与年度差异分析</w:t>
       </w:r>
     </w:p>
     <w:p>
@@ -5369,7 +5382,62 @@
           <w:b w:val="0"/>
           <w:sz w:val="24"/>
         </w:rPr>
-        <w:t>尽管本文为演示稿，仍可从方法角度讨论若干稳健性：第一，测度口径稳健性——若改用“短视词占比×100”或TF-IDF加权，结论方向一致（代码中已提供ShortTerm_A/B可并行计算）；第二，遗漏变量——M2的公司与年度双向固定效应已大幅缓解不随时间变化的公司特质与宏观周期干扰；第三，测度误差——聚合效度0.822表明文本测度与真实短视水平高度吻合，回归系数向下偏误有限；第四，方法替代——若以有监督短视分类器替换词典法，预计方向不变而信度提升，这构成有价值的后续方向。需要重申，上述数值来自合成演示数据，方向性与显著性用于验证方法流程，真实外部效度需以真实语料复现确认。</w:t>
+        <w:t>为进一步揭示测度的经济含义，本文以ShortTerm的样本中位数（32.52）将全部600个观测划分为高、低短视两组进行对比。高短视组（n=300）的短视测度均值为49.38，其研发投入强度均值仅为10.53%；低短视组（n=300）的短视测度均值为19.15，研发投入强度均值达14.31%。两组研发强度相差约3.77个百分点，相当于样本整体研发强度均值的三成左右，组间差距在未经任何回归调整的条件下已相当可观。组内相关性进一步支持这一判断：高短视组内部ShortTerm与RD_intensity的相关系数为-0.670，低短视组内部为-0.566，均保持显著负向；而按公司规模中位数划分的大小规模两组中，该相关系数分别为-0.838与-0.857，几乎不存在规模维度的异质性衰减。这说明短视与研发投入的负向关联并非由个别极端观测或特定规模区间驱动，而是在不同分组下普遍成立的横截面事实。</w:t>
+      </w:r>
+    </w:p>
+    <w:p>
+      <w:pPr>
+        <w:spacing w:after="120"/>
+        <w:ind w:firstLine="480"/>
+      </w:pPr>
+      <w:r>
+        <w:rPr>
+          <w:rFonts w:ascii="宋体" w:hAnsi="宋体" w:eastAsia="宋体"/>
+          <w:b w:val="0"/>
+          <w:sz w:val="24"/>
+        </w:rPr>
+        <w:t>分年度看，2019—2023年各年ShortTerm均值依次为34.91、32.54、35.35、34.35与34.16，年度间波动较小，年度变量与ShortTerm的相关系数仅为0.002，表明短视水平更多体现为公司之间相对稳定的个体差异，而非随时间共同漂移的宏观现象。这一特征与测度的构建逻辑相吻合：管理者的时间偏好属于较为稳定的认知特质，其在披露文本中的语言痕迹因此具备跨期可比性，为面板固定效应识别提供了合理的设定基础。同时，各年RD_intensity均值稳定于12.2%—12.6%的窄幅区间，未呈现明显的共同趋势，排除了宏观研发周期对横截面比较的干扰。</w:t>
+      </w:r>
+    </w:p>
+    <w:p>
+      <w:pPr>
+        <w:spacing w:after="120"/>
+        <w:ind w:firstLine="480"/>
+      </w:pPr>
+      <w:r>
+        <w:rPr>
+          <w:rFonts w:ascii="宋体" w:hAnsi="宋体" w:eastAsia="宋体"/>
+          <w:b w:val="0"/>
+          <w:sz w:val="24"/>
+        </w:rPr>
+        <w:t>上述结果可与经典理论相互印证。在Stein（1989）的两期模型中，当资本市场以当期盈利作为定价锚时，管理者存在牺牲长期价值以推高短期业绩的动机，回报周期长、当期费用化的研发支出首当其冲；本文以文本测度直接刻画了这一时间偏好的语言痕迹，并在回归与分组层面一致观察到其与研发投入的稳健负相关。从组间离散程度看，高短视组研发强度的标准差（2.24）高于低短视组（1.77），提示短视水平较高的公司在研发决策上分歧更大，与其更易受短期业绩压力扰动的行为逻辑一致。政策层面，这一发现支持将MD&amp;A语言特征纳入信息披露质量监测的构想：对投资者而言，年报语言的短期化倾向可作为识别企业创新意愿衰减的早期信号；对监管与公司治理而言，优化高管考核周期、弱化短期业绩权重，有助于从源头上缓解语言与行为上的双重短视。当然，分组证据仅刻画条件均值差异，不构成因果识别；因果层面的确认仍有赖于真实数据下的准自然实验或工具变量设计。</w:t>
+      </w:r>
+    </w:p>
+    <w:p>
+      <w:pPr>
+        <w:pStyle w:val="Heading2"/>
+      </w:pPr>
+      <w:r>
+        <w:rPr>
+          <w:rFonts w:ascii="黑体" w:hAnsi="黑体" w:eastAsia="黑体"/>
+          <w:b/>
+          <w:sz w:val="28"/>
+        </w:rPr>
+        <w:t>4.5 稳健性讨论</w:t>
+      </w:r>
+    </w:p>
+    <w:p>
+      <w:pPr>
+        <w:spacing w:after="120"/>
+        <w:ind w:firstLine="480"/>
+      </w:pPr>
+      <w:r>
+        <w:rPr>
+          <w:rFonts w:ascii="宋体" w:hAnsi="宋体" w:eastAsia="宋体"/>
+          <w:b w:val="0"/>
+          <w:sz w:val="24"/>
+        </w:rPr>
+        <w:t>尽管本文为演示稿，仍可从方法角度讨论若干稳健性：第一，测度口径稳健性——若改用“短视词占比×100”或TF-IDF加权，结论方向一致（代码中已提供ShortTerm_A/B可并行计算）；第二，遗漏变量——M2的公司与年度双向固定效应已大幅缓解不随时间变化的公司特质与宏观周期干扰；第三，测度误差——聚合效度0.822表明文本测度与真实短视水平高度吻合，回归系数向下偏误有限；第四，方法替代——若以有监督短视分类器替换词典法，预计方向不变而信度提升，这构成有价值的后续方向。此外，4.4节中高、低短视组的组内相关（-0.670与-0.566）与全样本相关（-0.824）方向一致，亦旁证结果对样本切分方式不敏感。需要重申，上述数值来自合成演示数据，方向性与显著性用于验证方法流程，真实外部效度需以真实语料复现确认。</w:t>
       </w:r>
     </w:p>
     <w:p>
@@ -5515,6 +5583,110 @@
           <w:sz w:val="22"/>
         </w:rPr>
         <w:t>游家兴, 吴静. 沉默的螺旋：社交媒体情绪与资本市场定价[J]. 经济研究, 2019(54): 134-149.</w:t>
+      </w:r>
+    </w:p>
+    <w:p>
+      <w:pPr>
+        <w:spacing w:after="80"/>
+      </w:pPr>
+      <w:r>
+        <w:rPr>
+          <w:rFonts w:ascii="宋体" w:hAnsi="宋体" w:eastAsia="宋体"/>
+          <w:b w:val="0"/>
+          <w:sz w:val="22"/>
+        </w:rPr>
+        <w:t>曾庆生, 周波, 张程, 陈信元. 年报语调与内部人交易：“表里如一”还是“口是心非”？[J]. 管理世界, 2018(09): 143-160.</w:t>
+      </w:r>
+    </w:p>
+    <w:p>
+      <w:pPr>
+        <w:spacing w:after="80"/>
+      </w:pPr>
+      <w:r>
+        <w:rPr>
+          <w:rFonts w:ascii="宋体" w:hAnsi="宋体" w:eastAsia="宋体"/>
+          <w:b w:val="0"/>
+          <w:sz w:val="22"/>
+        </w:rPr>
+        <w:t>沈艳, 陈赟, 黄卓. 文本大数据分析在经济学和金融学中的应用：一个文献综述[J]. 经济学(季刊), 2019, 18(04): 1473-1500.</w:t>
+      </w:r>
+    </w:p>
+    <w:p>
+      <w:pPr>
+        <w:spacing w:after="80"/>
+      </w:pPr>
+      <w:r>
+        <w:rPr>
+          <w:rFonts w:ascii="宋体" w:hAnsi="宋体" w:eastAsia="宋体"/>
+          <w:b w:val="0"/>
+          <w:sz w:val="22"/>
+        </w:rPr>
+        <w:t>姚加权, 冯绪, 王赞钧, 纪荣嵘. 语调、情绪及市场影响：基于金融情绪词典[J]. 管理科学学报, 2021, 24(01): 26-46.</w:t>
+      </w:r>
+    </w:p>
+    <w:p>
+      <w:pPr>
+        <w:spacing w:after="80"/>
+      </w:pPr>
+      <w:r>
+        <w:rPr>
+          <w:rFonts w:ascii="宋体" w:hAnsi="宋体" w:eastAsia="宋体"/>
+          <w:b w:val="0"/>
+          <w:sz w:val="22"/>
+        </w:rPr>
+        <w:t>汪昌云, 武佳薇. 媒体语气、投资者情绪与IPO定价[J]. 金融研究, 2015(09): 174-189.</w:t>
+      </w:r>
+    </w:p>
+    <w:p>
+      <w:pPr>
+        <w:spacing w:after="80"/>
+      </w:pPr>
+      <w:r>
+        <w:rPr>
+          <w:rFonts w:ascii="宋体" w:hAnsi="宋体" w:eastAsia="宋体"/>
+          <w:b w:val="0"/>
+          <w:sz w:val="22"/>
+        </w:rPr>
+        <w:t>Li F. Annual report readability, current earnings, and earnings persistence[J]. Journal of Accounting and Economics, 2008, 45(2-3): 221-247.</w:t>
+      </w:r>
+    </w:p>
+    <w:p>
+      <w:pPr>
+        <w:spacing w:after="80"/>
+      </w:pPr>
+      <w:r>
+        <w:rPr>
+          <w:rFonts w:ascii="宋体" w:hAnsi="宋体" w:eastAsia="宋体"/>
+          <w:b w:val="0"/>
+          <w:sz w:val="22"/>
+        </w:rPr>
+        <w:t>Brochet F, Loumioti M, Serafeim G. Speaking of the short-term: Disclosure horizon and managerial myopia[J]. Review of Accounting Studies, 2015, 20(3): 1122-1163.</w:t>
+      </w:r>
+    </w:p>
+    <w:p>
+      <w:pPr>
+        <w:spacing w:after="80"/>
+      </w:pPr>
+      <w:r>
+        <w:rPr>
+          <w:rFonts w:ascii="宋体" w:hAnsi="宋体" w:eastAsia="宋体"/>
+          <w:b w:val="0"/>
+          <w:sz w:val="22"/>
+        </w:rPr>
+        <w:t>Bushee B J, Gow I D, Taylor D J. Linguistic complexity in firm disclosures: Obfuscation or novelty?[J]. Journal of Accounting Research, 2018, 56(1): 85-121.</w:t>
+      </w:r>
+    </w:p>
+    <w:p>
+      <w:pPr>
+        <w:spacing w:after="80"/>
+      </w:pPr>
+      <w:r>
+        <w:rPr>
+          <w:rFonts w:ascii="宋体" w:hAnsi="宋体" w:eastAsia="宋体"/>
+          <w:b w:val="0"/>
+          <w:sz w:val="22"/>
+        </w:rPr>
+        <w:t>Antweiler W, Frank M Z. Is all that talk just noise? The information content of internet stock message boards[J]. Journal of Finance, 2004, 59(3): 1259-1294.</w:t>
       </w:r>
     </w:p>
     <w:p>
